--- a/t30_s2.docx
+++ b/t30_s2.docx
@@ -3,2168 +3,998 @@
 <w:document xmlns:wpc="http://schemas.microsoft.com/office/word/2010/wordprocessingCanvas" xmlns:mo="http://schemas.microsoft.com/office/mac/office/2008/main" xmlns:mc="http://schemas.openxmlformats.org/markup-compatibility/2006" xmlns:mv="urn:schemas-microsoft-com:mac:vml" xmlns:o="urn:schemas-microsoft-com:office:office" xmlns:r="http://schemas.openxmlformats.org/officeDocument/2006/relationships" xmlns:m="http://schemas.openxmlformats.org/officeDocument/2006/math" xmlns:v="urn:schemas-microsoft-com:vml" xmlns:wp14="http://schemas.microsoft.com/office/word/2010/wordprocessingDrawing" xmlns:wp="http://schemas.openxmlformats.org/drawingml/2006/wordprocessingDrawing" xmlns:w10="urn:schemas-microsoft-com:office:word" xmlns:w="http://schemas.openxmlformats.org/wordprocessingml/2006/main" xmlns:w14="http://schemas.microsoft.com/office/word/2010/wordml" xmlns:wpg="http://schemas.microsoft.com/office/word/2010/wordprocessingGroup" xmlns:wpi="http://schemas.microsoft.com/office/word/2010/wordprocessingInk" xmlns:wne="http://schemas.microsoft.com/office/word/2006/wordml" xmlns:wps="http://schemas.microsoft.com/office/word/2010/wordprocessingShape" mc:Ignorable="w14 wp14">
   <w:body>
     <w:p>
-      <w:pPr>
-        <w:spacing w:after="20" w:before="120"/>
-      </w:pPr>
       <w:r>
-        <w:rPr>
-          <w:b/>
-          <w:sz w:val="22"/>
-        </w:rPr>
-        <w:t>Question: A burn patient with 30% TBSA burns in the first 24 hours should be monitored most closely for:</w:t>
+        <w:t xml:space="preserve">Question: A client with a history of seizures is prescribed phenytoin. The nurse should teach the client to:</w:t>
       </w:r>
     </w:p>
     <w:p>
-      <w:pPr>
-        <w:spacing w:after="0" w:before="0"/>
-      </w:pPr>
       <w:r>
-        <w:rPr>
-          <w:b w:val="0"/>
-          <w:sz w:val="22"/>
-        </w:rPr>
-        <w:t>(a) Hyperglycemia</w:t>
+        <w:t xml:space="preserve">(a) Maintain good oral hygiene to prevent gingival hyperplasia</w:t>
       </w:r>
     </w:p>
     <w:p>
-      <w:pPr>
-        <w:spacing w:after="0" w:before="0"/>
-      </w:pPr>
       <w:r>
-        <w:rPr>
-          <w:b w:val="0"/>
-          <w:sz w:val="22"/>
-        </w:rPr>
-        <w:t>(b) Hypovolaemic shock</w:t>
+        <w:t xml:space="preserve">(b) Stop the medication if there are no seizures for a month</w:t>
       </w:r>
     </w:p>
     <w:p>
-      <w:pPr>
-        <w:spacing w:after="0" w:before="0"/>
-      </w:pPr>
       <w:r>
-        <w:rPr>
-          <w:b w:val="0"/>
-          <w:sz w:val="22"/>
-        </w:rPr>
-        <w:t>(c) Constipation</w:t>
+        <w:t xml:space="preserve">(c) Take the drug only during a seizure</w:t>
       </w:r>
     </w:p>
     <w:p>
-      <w:pPr>
-        <w:spacing w:after="0" w:before="0"/>
-      </w:pPr>
       <w:r>
-        <w:rPr>
-          <w:b w:val="0"/>
-          <w:sz w:val="22"/>
-        </w:rPr>
-        <w:t>(d) Hyperkalemia only</w:t>
+        <w:t xml:space="preserve">(d) Drink grapefruit juice with each dose</w:t>
       </w:r>
     </w:p>
     <w:p>
-      <w:pPr>
-        <w:spacing w:after="0" w:before="40"/>
-      </w:pPr>
       <w:r>
-        <w:rPr>
-          <w:b/>
-          <w:sz w:val="22"/>
-        </w:rPr>
-        <w:t>Answer: b</w:t>
+        <w:t xml:space="preserve">Answer: a</w:t>
       </w:r>
     </w:p>
     <w:p>
-      <w:pPr>
-        <w:spacing w:after="0" w:before="0"/>
-      </w:pPr>
       <w:r>
-        <w:rPr>
-          <w:b w:val="0"/>
-          <w:sz w:val="21"/>
-        </w:rPr>
-        <w:t>Solution: Fluid shift from the intravascular compartment causes hypovolaemic shock in the first 24-48 hours after burns.</w:t>
+        <w:t xml:space="preserve">Solution: Phenytoin commonly causes gingival hyperplasia; good oral hygiene and regular dental care are important. Antiepileptics are never stopped abruptly or taken only during seizures.</w:t>
       </w:r>
     </w:p>
     <w:p>
-      <w:pPr>
-        <w:spacing w:after="0" w:before="0"/>
-      </w:pPr>
       <w:r>
-        <w:rPr>
-          <w:b w:val="0"/>
-          <w:sz w:val="20"/>
-        </w:rPr>
-        <w:t>Positive Marks: 1</w:t>
+        <w:t xml:space="preserve">Positive Marks: 1</w:t>
       </w:r>
     </w:p>
     <w:p>
-      <w:pPr>
-        <w:spacing w:after="160" w:before="0"/>
-      </w:pPr>
       <w:r>
-        <w:rPr>
-          <w:b w:val="0"/>
-          <w:sz w:val="20"/>
-        </w:rPr>
-        <w:t>Negative Marks: 0.25</w:t>
+        <w:t xml:space="preserve">Negative Marks: 0.25</w:t>
       </w:r>
     </w:p>
     <w:p>
-      <w:pPr>
-        <w:spacing w:after="20" w:before="120"/>
-      </w:pPr>
       <w:r>
-        <w:rPr>
-          <w:b/>
-          <w:sz w:val="22"/>
-        </w:rPr>
-        <w:t>Question: What should be the immediate action in cases of severe bleeding?</w:t>
+        <w:t xml:space="preserve"/>
       </w:r>
     </w:p>
     <w:p>
-      <w:pPr>
-        <w:spacing w:after="0" w:before="0"/>
-      </w:pPr>
       <w:r>
-        <w:rPr>
-          <w:b w:val="0"/>
-          <w:sz w:val="22"/>
-        </w:rPr>
-        <w:t>(a) cover it with a pad of soft material</w:t>
+        <w:t xml:space="preserve">Question: A client with acute cholecystitis is scheduled for a cholecystectomy. The nurse should anticipate that the client will be positioned postoperatively:</w:t>
       </w:r>
     </w:p>
     <w:p>
-      <w:pPr>
-        <w:spacing w:after="0" w:before="0"/>
-      </w:pPr>
       <w:r>
-        <w:rPr>
-          <w:b w:val="0"/>
-          <w:sz w:val="22"/>
-        </w:rPr>
-        <w:t>(b) put a dressing over the wound</w:t>
+        <w:t xml:space="preserve">(a) Semi-Fowler's position</w:t>
       </w:r>
     </w:p>
     <w:p>
-      <w:pPr>
-        <w:spacing w:after="0" w:before="0"/>
-      </w:pPr>
       <w:r>
-        <w:rPr>
-          <w:b w:val="0"/>
-          <w:sz w:val="22"/>
-        </w:rPr>
-        <w:t>(c) apply pressure to the wound</w:t>
+        <w:t xml:space="preserve">(b) Prone position</w:t>
       </w:r>
     </w:p>
     <w:p>
-      <w:pPr>
-        <w:spacing w:after="0" w:before="0"/>
-      </w:pPr>
       <w:r>
-        <w:rPr>
-          <w:b w:val="0"/>
-          <w:sz w:val="22"/>
-        </w:rPr>
-        <w:t>(d) call for medical assistance</w:t>
+        <w:t xml:space="preserve">(c) Flat on the back</w:t>
       </w:r>
     </w:p>
     <w:p>
-      <w:pPr>
-        <w:spacing w:after="0" w:before="40"/>
-      </w:pPr>
       <w:r>
-        <w:rPr>
-          <w:b/>
-          <w:sz w:val="22"/>
-        </w:rPr>
-        <w:t>Answer: c</w:t>
+        <w:t xml:space="preserve">(d) Trendelenburg position</w:t>
       </w:r>
     </w:p>
     <w:p>
-      <w:pPr>
-        <w:spacing w:after="0" w:before="0"/>
-      </w:pPr>
       <w:r>
-        <w:rPr>
-          <w:b w:val="0"/>
-          <w:sz w:val="21"/>
-        </w:rPr>
-        <w:t>Solution: The immediate action in severe bleeding is to apply firm direct pressure over the wound.</w:t>
+        <w:t xml:space="preserve">Answer: a</w:t>
       </w:r>
     </w:p>
     <w:p>
-      <w:pPr>
-        <w:spacing w:after="0" w:before="0"/>
-      </w:pPr>
       <w:r>
-        <w:rPr>
-          <w:b w:val="0"/>
-          <w:sz w:val="20"/>
-        </w:rPr>
-        <w:t>Positive Marks: 1</w:t>
+        <w:t xml:space="preserve">Solution: Semi-Fowler's position promotes comfort and respiratory function after abdominal surgery, reducing tension on the incision. Prone and Trendelenburg positions are inappropriate.</w:t>
       </w:r>
     </w:p>
     <w:p>
-      <w:pPr>
-        <w:spacing w:after="160" w:before="0"/>
-      </w:pPr>
       <w:r>
-        <w:rPr>
-          <w:b w:val="0"/>
-          <w:sz w:val="20"/>
-        </w:rPr>
-        <w:t>Negative Marks: 0.25</w:t>
+        <w:t xml:space="preserve">Positive Marks: 1</w:t>
       </w:r>
     </w:p>
     <w:p>
-      <w:pPr>
-        <w:spacing w:after="20" w:before="120"/>
-      </w:pPr>
       <w:r>
-        <w:rPr>
-          <w:b/>
-          <w:sz w:val="22"/>
-        </w:rPr>
-        <w:t>Question: According to the National Immunization Schedule, the first dose of OPV is given:</w:t>
+        <w:t xml:space="preserve">Negative Marks: 0.25</w:t>
       </w:r>
     </w:p>
     <w:p>
-      <w:pPr>
-        <w:spacing w:after="0" w:before="0"/>
-      </w:pPr>
       <w:r>
-        <w:rPr>
-          <w:b w:val="0"/>
-          <w:sz w:val="22"/>
-        </w:rPr>
-        <w:t>(a) At 6 weeks</w:t>
+        <w:t xml:space="preserve"/>
       </w:r>
     </w:p>
     <w:p>
-      <w:pPr>
-        <w:spacing w:after="0" w:before="0"/>
-      </w:pPr>
       <w:r>
-        <w:rPr>
-          <w:b w:val="0"/>
-          <w:sz w:val="22"/>
-        </w:rPr>
-        <w:t>(b) At 9 months</w:t>
+        <w:t xml:space="preserve">Question: A nurse is assessing a client with hypothyroidism. Which finding is most characteristic?</w:t>
       </w:r>
     </w:p>
     <w:p>
-      <w:pPr>
-        <w:spacing w:after="0" w:before="0"/>
-      </w:pPr>
       <w:r>
-        <w:rPr>
-          <w:b w:val="0"/>
-          <w:sz w:val="22"/>
-        </w:rPr>
-        <w:t>(c) At 16-24 months</w:t>
+        <w:t xml:space="preserve">(a) Cold intolerance and constipation</w:t>
       </w:r>
     </w:p>
     <w:p>
-      <w:pPr>
-        <w:spacing w:after="0" w:before="0"/>
-      </w:pPr>
       <w:r>
-        <w:rPr>
-          <w:b w:val="0"/>
-          <w:sz w:val="22"/>
-        </w:rPr>
-        <w:t>(d) At birth</w:t>
+        <w:t xml:space="preserve">(b) Heat intolerance and diarrhea</w:t>
       </w:r>
     </w:p>
     <w:p>
-      <w:pPr>
-        <w:spacing w:after="0" w:before="40"/>
-      </w:pPr>
       <w:r>
-        <w:rPr>
-          <w:b/>
-          <w:sz w:val="22"/>
-        </w:rPr>
-        <w:t>Answer: d</w:t>
+        <w:t xml:space="preserve">(c) Weight loss and tremors</w:t>
       </w:r>
     </w:p>
     <w:p>
-      <w:pPr>
-        <w:spacing w:after="0" w:before="0"/>
-      </w:pPr>
       <w:r>
-        <w:rPr>
-          <w:b w:val="0"/>
-          <w:sz w:val="21"/>
-        </w:rPr>
-        <w:t>Solution: OPV-0 (zero dose) is given at birth, followed by OPV 1, 2, 3 at 6, 10 and 14 weeks.</w:t>
+        <w:t xml:space="preserve">(d) Exophthalmos</w:t>
       </w:r>
     </w:p>
     <w:p>
-      <w:pPr>
-        <w:spacing w:after="0" w:before="0"/>
-      </w:pPr>
       <w:r>
-        <w:rPr>
-          <w:b w:val="0"/>
-          <w:sz w:val="20"/>
-        </w:rPr>
-        <w:t>Positive Marks: 1</w:t>
+        <w:t xml:space="preserve">Answer: a</w:t>
       </w:r>
     </w:p>
     <w:p>
-      <w:pPr>
-        <w:spacing w:after="160" w:before="0"/>
-      </w:pPr>
       <w:r>
-        <w:rPr>
-          <w:b w:val="0"/>
-          <w:sz w:val="20"/>
-        </w:rPr>
-        <w:t>Negative Marks: 0.25</w:t>
+        <w:t xml:space="preserve">Solution: Hypothyroidism slows metabolism, causing cold intolerance, constipation, weight gain, fatigue, and dry skin. Heat intolerance, tremors, weight loss, and exophthalmos are signs of hyperthyroidism.</w:t>
       </w:r>
     </w:p>
     <w:p>
-      <w:pPr>
-        <w:spacing w:after="20" w:before="120"/>
-      </w:pPr>
       <w:r>
-        <w:rPr>
-          <w:b/>
-          <w:sz w:val="22"/>
-        </w:rPr>
-        <w:t>Question: The vaccine that (arms blister and leaves permanen scar in babies Is:</w:t>
+        <w:t xml:space="preserve">Positive Marks: 1</w:t>
       </w:r>
     </w:p>
     <w:p>
-      <w:pPr>
-        <w:spacing w:after="0" w:before="0"/>
-      </w:pPr>
       <w:r>
-        <w:rPr>
-          <w:b w:val="0"/>
-          <w:sz w:val="22"/>
-        </w:rPr>
-        <w:t>(a) Pentavalent</w:t>
+        <w:t xml:space="preserve">Negative Marks: 0.25</w:t>
       </w:r>
     </w:p>
     <w:p>
-      <w:pPr>
-        <w:spacing w:after="0" w:before="0"/>
-      </w:pPr>
       <w:r>
-        <w:rPr>
-          <w:b w:val="0"/>
-          <w:sz w:val="22"/>
-        </w:rPr>
-        <w:t>(b) DPT</w:t>
+        <w:t xml:space="preserve"/>
       </w:r>
     </w:p>
     <w:p>
-      <w:pPr>
-        <w:spacing w:after="0" w:before="0"/>
-      </w:pPr>
       <w:r>
-        <w:rPr>
-          <w:b w:val="0"/>
-          <w:sz w:val="22"/>
-        </w:rPr>
-        <w:t>(c) BCG</w:t>
+        <w:t xml:space="preserve">Question: A client is admitted with a diagnosis of sepsis. The nurse should monitor for which early sign of septic shock?</w:t>
       </w:r>
     </w:p>
     <w:p>
-      <w:pPr>
-        <w:spacing w:after="0" w:before="0"/>
-      </w:pPr>
       <w:r>
-        <w:rPr>
-          <w:b w:val="0"/>
-          <w:sz w:val="22"/>
-        </w:rPr>
-        <w:t>(d) Meade.</w:t>
+        <w:t xml:space="preserve">(a) Warm, flushed skin with bounding pulses</w:t>
       </w:r>
     </w:p>
     <w:p>
-      <w:pPr>
-        <w:spacing w:after="0" w:before="40"/>
-      </w:pPr>
       <w:r>
-        <w:rPr>
-          <w:b/>
-          <w:sz w:val="22"/>
-        </w:rPr>
-        <w:t>Answer: c</w:t>
+        <w:t xml:space="preserve">(b) Cold, clammy skin with weak pulses</w:t>
       </w:r>
     </w:p>
     <w:p>
-      <w:pPr>
-        <w:spacing w:after="0" w:before="0"/>
-      </w:pPr>
       <w:r>
-        <w:rPr>
-          <w:b w:val="0"/>
-          <w:sz w:val="21"/>
-        </w:rPr>
-        <w:t>Solution: The vaccine that can cause blistering and leave a permanent scar in babies is the BCG vaccine. The Bacillus Calmette-Gu°rin (BCG) vaccine is administered to protect against tuberculosis (TB). After receiving the BCG vaccine, a localized skin reaction typically occurs at the injection site. This reaction can include the formation of a small blister, which eventually scabs over and heals. In some cases, a small scar may remain at the injection site, although it does not cause any functional impairment. The BCG vaccine is commonly given to infants in areas where TB is prevalent.</w:t>
+        <w:t xml:space="preserve">(c) Bradycardia</w:t>
       </w:r>
     </w:p>
     <w:p>
-      <w:pPr>
-        <w:spacing w:after="0" w:before="0"/>
-      </w:pPr>
       <w:r>
-        <w:rPr>
-          <w:b w:val="0"/>
-          <w:sz w:val="20"/>
-        </w:rPr>
-        <w:t>Positive Marks: 1</w:t>
+        <w:t xml:space="preserve">(d) Hypertension</w:t>
       </w:r>
     </w:p>
     <w:p>
-      <w:pPr>
-        <w:spacing w:after="160" w:before="0"/>
-      </w:pPr>
       <w:r>
-        <w:rPr>
-          <w:b w:val="0"/>
-          <w:sz w:val="20"/>
-        </w:rPr>
-        <w:t>Negative Marks: 0.25</w:t>
+        <w:t xml:space="preserve">Answer: a</w:t>
       </w:r>
     </w:p>
     <w:p>
-      <w:pPr>
-        <w:spacing w:after="20" w:before="120"/>
-      </w:pPr>
       <w:r>
-        <w:rPr>
-          <w:b/>
-          <w:sz w:val="22"/>
-        </w:rPr>
-        <w:t>Question: A child comes to the emergency department with frequent loose motions for one day, normal vital signs and no dehydration (skin pinch returns within 2 seconds). What is the priority nursing action?</w:t>
+        <w:t xml:space="preserve">Solution: Early (warm) septic shock presents with vasodilation — warm, flushed skin and bounding pulses. Late septic shock causes vasoconstriction with cold, clammy skin, weak pulses, and falling BP.</w:t>
       </w:r>
     </w:p>
     <w:p>
-      <w:pPr>
-        <w:spacing w:after="0" w:before="0"/>
-      </w:pPr>
       <w:r>
-        <w:rPr>
-          <w:b w:val="0"/>
-          <w:sz w:val="22"/>
-        </w:rPr>
-        <w:t>(a) IV fluids</w:t>
+        <w:t xml:space="preserve">Positive Marks: 1</w:t>
       </w:r>
     </w:p>
     <w:p>
-      <w:pPr>
-        <w:spacing w:after="0" w:before="0"/>
-      </w:pPr>
       <w:r>
-        <w:rPr>
-          <w:b w:val="0"/>
-          <w:sz w:val="22"/>
-        </w:rPr>
-        <w:t>(b) ORS and zinc supplementation</w:t>
+        <w:t xml:space="preserve">Negative Marks: 0.25</w:t>
       </w:r>
     </w:p>
     <w:p>
-      <w:pPr>
-        <w:spacing w:after="0" w:before="0"/>
-      </w:pPr>
       <w:r>
-        <w:rPr>
-          <w:b w:val="0"/>
-          <w:sz w:val="22"/>
-        </w:rPr>
-        <w:t>(c) Admit to the ICU</w:t>
+        <w:t xml:space="preserve"/>
       </w:r>
     </w:p>
     <w:p>
-      <w:pPr>
-        <w:spacing w:after="0" w:before="0"/>
-      </w:pPr>
       <w:r>
-        <w:rPr>
-          <w:b w:val="0"/>
-          <w:sz w:val="22"/>
-        </w:rPr>
-        <w:t>(d) Reassure the parents that no treatment is needed</w:t>
+        <w:t xml:space="preserve">Question: The nurse is preparing a client for a bone marrow biopsy. Which nursing action is correct?</w:t>
       </w:r>
     </w:p>
     <w:p>
-      <w:pPr>
-        <w:spacing w:after="0" w:before="40"/>
-      </w:pPr>
       <w:r>
-        <w:rPr>
-          <w:b/>
-          <w:sz w:val="22"/>
-        </w:rPr>
-        <w:t>Answer: b</w:t>
+        <w:t xml:space="preserve">(a) Position the client prone or on the side and monitor for bleeding after the procedure</w:t>
       </w:r>
     </w:p>
     <w:p>
-      <w:pPr>
-        <w:spacing w:after="0" w:before="0"/>
-      </w:pPr>
       <w:r>
-        <w:rPr>
-          <w:b w:val="0"/>
-          <w:sz w:val="21"/>
-        </w:rPr>
-        <w:t>Solution: For acute watery diarrhoea without dehydration, ORS and zinc supplementation are given to prevent dehydration; IV fluids and admission are needed only if dehydration develops.</w:t>
+        <w:t xml:space="preserve">(b) Keep the client NPO for 24 hours</w:t>
       </w:r>
     </w:p>
     <w:p>
-      <w:pPr>
-        <w:spacing w:after="0" w:before="0"/>
-      </w:pPr>
       <w:r>
-        <w:rPr>
-          <w:b w:val="0"/>
-          <w:sz w:val="20"/>
-        </w:rPr>
-        <w:t>Positive Marks: 1</w:t>
+        <w:t xml:space="preserve">(c) Place the client in a supine position only</w:t>
       </w:r>
     </w:p>
     <w:p>
-      <w:pPr>
-        <w:spacing w:after="160" w:before="0"/>
-      </w:pPr>
       <w:r>
-        <w:rPr>
-          <w:b w:val="0"/>
-          <w:sz w:val="20"/>
-        </w:rPr>
-        <w:t>Negative Marks: 0.25</w:t>
+        <w:t xml:space="preserve">(d) Apply cold compresses for 24 hours after the procedure</w:t>
       </w:r>
     </w:p>
     <w:p>
-      <w:pPr>
-        <w:spacing w:after="20" w:before="120"/>
-      </w:pPr>
       <w:r>
-        <w:rPr>
-          <w:b/>
-          <w:sz w:val="22"/>
-        </w:rPr>
-        <w:t>Question: According to the latest guidelines of WHO, in which container should pus-soiled cotton swabs be discarded?</w:t>
+        <w:t xml:space="preserve">Answer: a</w:t>
       </w:r>
     </w:p>
     <w:p>
-      <w:pPr>
-        <w:spacing w:after="0" w:before="0"/>
-      </w:pPr>
       <w:r>
-        <w:rPr>
-          <w:b w:val="0"/>
-          <w:sz w:val="22"/>
-        </w:rPr>
-        <w:t>(a) Card board</w:t>
+        <w:t xml:space="preserve">Solution: Bone marrow biopsy is usually done at the posterior iliac crest with the client prone or side-lying. Pressure is applied after the procedure to prevent bleeding, and the site is monitored.</w:t>
       </w:r>
     </w:p>
     <w:p>
-      <w:pPr>
-        <w:spacing w:after="0" w:before="0"/>
-      </w:pPr>
       <w:r>
-        <w:rPr>
-          <w:b w:val="0"/>
-          <w:sz w:val="22"/>
-        </w:rPr>
-        <w:t>(b) Red</w:t>
+        <w:t xml:space="preserve">Positive Marks: 1</w:t>
       </w:r>
     </w:p>
     <w:p>
-      <w:pPr>
-        <w:spacing w:after="0" w:before="0"/>
-      </w:pPr>
       <w:r>
-        <w:rPr>
-          <w:b w:val="0"/>
-          <w:sz w:val="22"/>
-        </w:rPr>
-        <w:t>(c) Black</w:t>
+        <w:t xml:space="preserve">Negative Marks: 0.25</w:t>
       </w:r>
     </w:p>
     <w:p>
-      <w:pPr>
-        <w:spacing w:after="0" w:before="0"/>
-      </w:pPr>
       <w:r>
-        <w:rPr>
-          <w:b w:val="0"/>
-          <w:sz w:val="22"/>
-        </w:rPr>
-        <w:t>(d) Yellow</w:t>
+        <w:t xml:space="preserve"/>
       </w:r>
     </w:p>
     <w:p>
-      <w:pPr>
-        <w:spacing w:after="0" w:before="40"/>
-      </w:pPr>
       <w:r>
-        <w:rPr>
-          <w:b/>
-          <w:sz w:val="22"/>
-        </w:rPr>
-        <w:t>Answer: d</w:t>
+        <w:t xml:space="preserve">Question: A client with a diagnosis of Addison's disease should be taught to:</w:t>
       </w:r>
     </w:p>
     <w:p>
-      <w:pPr>
-        <w:spacing w:after="0" w:before="0"/>
-      </w:pPr>
       <w:r>
-        <w:rPr>
-          <w:b w:val="0"/>
-          <w:sz w:val="21"/>
-        </w:rPr>
-        <w:t>Solution: According to the latest guidelines of the World Health Organization (WHO), pus-soiled cotton swabs should be discarded in a yellow container (option a). Proper disposal of contaminated materials is crucial to prevent the spread of infections and ensure a safe healthcare environment. The use of color-coded containers helps healthcare workers identify and segregate different types of waste for appropriate handling and disposal. Pus-soiled cotton swabs are considered infectious waste and should be disposed of in a designated container specifically designated for such waste. Adhering to BMU E Micros - these guidelines promotes infection control and protects both healthcare workers and patients.</w:t>
+        <w:t xml:space="preserve">(a) Increase salt intake and report signs of adrenal crisis</w:t>
       </w:r>
     </w:p>
     <w:p>
-      <w:pPr>
-        <w:spacing w:after="0" w:before="0"/>
-      </w:pPr>
       <w:r>
-        <w:rPr>
-          <w:b w:val="0"/>
-          <w:sz w:val="20"/>
-        </w:rPr>
-        <w:t>Positive Marks: 1</w:t>
+        <w:t xml:space="preserve">(b) Restrict salt intake</w:t>
       </w:r>
     </w:p>
     <w:p>
-      <w:pPr>
-        <w:spacing w:after="160" w:before="0"/>
-      </w:pPr>
       <w:r>
-        <w:rPr>
-          <w:b w:val="0"/>
-          <w:sz w:val="20"/>
-        </w:rPr>
-        <w:t>Negative Marks: 0.25</w:t>
+        <w:t xml:space="preserve">(c) Stop corticosteroid replacement abruptly</w:t>
       </w:r>
     </w:p>
     <w:p>
-      <w:pPr>
-        <w:spacing w:after="20" w:before="120"/>
-      </w:pPr>
       <w:r>
-        <w:rPr>
-          <w:b/>
-          <w:sz w:val="22"/>
-        </w:rPr>
-        <w:t>Question: According to WHO, what is the management of the second stage of Labor?</w:t>
+        <w:t xml:space="preserve">(d) Avoid all fluids</w:t>
       </w:r>
     </w:p>
     <w:p>
-      <w:pPr>
-        <w:spacing w:after="0" w:before="0"/>
-      </w:pPr>
       <w:r>
-        <w:rPr>
-          <w:b w:val="0"/>
-          <w:sz w:val="22"/>
-        </w:rPr>
-        <w:t>(a) Pushing with valsalva maneuver</w:t>
+        <w:t xml:space="preserve">Answer: a</w:t>
       </w:r>
     </w:p>
     <w:p>
-      <w:pPr>
-        <w:spacing w:after="0" w:before="0"/>
-      </w:pPr>
       <w:r>
-        <w:rPr>
-          <w:b w:val="0"/>
-          <w:sz w:val="22"/>
-        </w:rPr>
-        <w:t>(b) Monitoring fetal heart rate</w:t>
+        <w:t xml:space="preserve">Solution: Addison's disease (adrenal insufficiency) causes sodium loss; clients need increased salt, adequate fluids, and lifelong corticosteroid replacement. Steroids are never stopped abruptly because this can trigger an adrenal crisis.</w:t>
       </w:r>
     </w:p>
     <w:p>
-      <w:pPr>
-        <w:spacing w:after="0" w:before="0"/>
-      </w:pPr>
       <w:r>
-        <w:rPr>
-          <w:b w:val="0"/>
-          <w:sz w:val="22"/>
-        </w:rPr>
-        <w:t>(c) Perineal massage</w:t>
+        <w:t xml:space="preserve">Positive Marks: 1</w:t>
       </w:r>
     </w:p>
     <w:p>
-      <w:pPr>
-        <w:spacing w:after="0" w:before="0"/>
-      </w:pPr>
       <w:r>
-        <w:rPr>
-          <w:b w:val="0"/>
-          <w:sz w:val="22"/>
-        </w:rPr>
-        <w:t>(d) Emergency C section</w:t>
+        <w:t xml:space="preserve">Negative Marks: 0.25</w:t>
       </w:r>
     </w:p>
     <w:p>
-      <w:pPr>
-        <w:spacing w:after="0" w:before="40"/>
-      </w:pPr>
       <w:r>
-        <w:rPr>
-          <w:b/>
-          <w:sz w:val="22"/>
-        </w:rPr>
-        <w:t>Answer: b</w:t>
+        <w:t xml:space="preserve"/>
       </w:r>
     </w:p>
     <w:p>
-      <w:pPr>
-        <w:spacing w:after="0" w:before="0"/>
-      </w:pPr>
       <w:r>
-        <w:rPr>
-          <w:b w:val="0"/>
-          <w:sz w:val="21"/>
-        </w:rPr>
-        <w:t>Solution: WHO recommends monitoring the fetal heart rate and supportive care during the second stage of labour.</w:t>
+        <w:t xml:space="preserve">Question: A nurse is caring for a client with a chest tube. The chest tube drainage system must be kept:</w:t>
       </w:r>
     </w:p>
     <w:p>
-      <w:pPr>
-        <w:spacing w:after="0" w:before="0"/>
-      </w:pPr>
       <w:r>
-        <w:rPr>
-          <w:b w:val="0"/>
-          <w:sz w:val="20"/>
-        </w:rPr>
-        <w:t>Positive Marks: 1</w:t>
+        <w:t xml:space="preserve">(a) Below the level of the client's chest</w:t>
       </w:r>
     </w:p>
     <w:p>
-      <w:pPr>
-        <w:spacing w:after="160" w:before="0"/>
-      </w:pPr>
       <w:r>
-        <w:rPr>
-          <w:b w:val="0"/>
-          <w:sz w:val="20"/>
-        </w:rPr>
-        <w:t>Negative Marks: 0.25</w:t>
+        <w:t xml:space="preserve">(b) At the level of the client's chest</w:t>
       </w:r>
     </w:p>
     <w:p>
-      <w:pPr>
-        <w:spacing w:after="20" w:before="120"/>
-      </w:pPr>
       <w:r>
-        <w:rPr>
-          <w:b/>
-          <w:sz w:val="22"/>
-        </w:rPr>
-        <w:t>Question: Preeclampsia PIH [0BG) Which of the following clinical findings is not typically observed during pregnancy?</w:t>
+        <w:t xml:space="preserve">(c) Above the level of the client's chest</w:t>
       </w:r>
     </w:p>
     <w:p>
-      <w:pPr>
-        <w:spacing w:after="0" w:before="0"/>
-      </w:pPr>
       <w:r>
-        <w:rPr>
-          <w:b w:val="0"/>
-          <w:sz w:val="22"/>
-        </w:rPr>
-        <w:t>(a) Colostrum</w:t>
+        <w:t xml:space="preserve">(d) On the floor regardless of position</w:t>
       </w:r>
     </w:p>
     <w:p>
-      <w:pPr>
-        <w:spacing w:after="0" w:before="0"/>
-      </w:pPr>
       <w:r>
-        <w:rPr>
-          <w:b w:val="0"/>
-          <w:sz w:val="22"/>
-        </w:rPr>
-        <w:t>(b) Chloasma</w:t>
+        <w:t xml:space="preserve">Answer: a</w:t>
       </w:r>
     </w:p>
     <w:p>
-      <w:pPr>
-        <w:spacing w:after="0" w:before="0"/>
-      </w:pPr>
       <w:r>
-        <w:rPr>
-          <w:b w:val="0"/>
-          <w:sz w:val="22"/>
-        </w:rPr>
-        <w:t>(c) Dysuria</w:t>
+        <w:t xml:space="preserve">Solution: The drainage system must remain below the client's chest to allow gravity drainage and prevent backflow of fluid into the pleural space.</w:t>
       </w:r>
     </w:p>
     <w:p>
-      <w:pPr>
-        <w:spacing w:after="0" w:before="0"/>
-      </w:pPr>
       <w:r>
-        <w:rPr>
-          <w:b w:val="0"/>
-          <w:sz w:val="22"/>
-        </w:rPr>
-        <w:t>(d) Striae gravidrium</w:t>
+        <w:t xml:space="preserve">Positive Marks: 1</w:t>
       </w:r>
     </w:p>
     <w:p>
-      <w:pPr>
-        <w:spacing w:after="0" w:before="40"/>
-      </w:pPr>
       <w:r>
-        <w:rPr>
-          <w:b/>
-          <w:sz w:val="22"/>
-        </w:rPr>
-        <w:t>Answer: a</w:t>
+        <w:t xml:space="preserve">Negative Marks: 0.25</w:t>
       </w:r>
     </w:p>
     <w:p>
-      <w:pPr>
-        <w:spacing w:after="0" w:before="0"/>
-      </w:pPr>
       <w:r>
-        <w:rPr>
-          <w:b w:val="0"/>
-          <w:sz w:val="21"/>
-        </w:rPr>
-        <w:t>Solution: Answer: Dysuria (painful or difficult urination) is not a common clinical finding in pregnancy. Striae gravidarum (stretch marks), colostrum (a thick, yellowish fluid that is produced by the breasts during pregnancy and the first few days after childbirth), and chloasma (darkening of the skin, often on the face) are all commonly observed during pregnancy due to hormonal changes.</w:t>
+        <w:t xml:space="preserve"/>
       </w:r>
     </w:p>
     <w:p>
-      <w:pPr>
-        <w:spacing w:after="0" w:before="0"/>
-      </w:pPr>
       <w:r>
-        <w:rPr>
-          <w:b w:val="0"/>
-          <w:sz w:val="20"/>
-        </w:rPr>
-        <w:t>Positive Marks: 1</w:t>
+        <w:t xml:space="preserve">Question: A client with chronic kidney disease is prescribed a phosphate binder. The nurse should administer this medication:</w:t>
       </w:r>
     </w:p>
     <w:p>
-      <w:pPr>
-        <w:spacing w:after="160" w:before="0"/>
-      </w:pPr>
       <w:r>
-        <w:rPr>
-          <w:b w:val="0"/>
-          <w:sz w:val="20"/>
-        </w:rPr>
-        <w:t>Negative Marks: 0.25</w:t>
+        <w:t xml:space="preserve">(a) With meals</w:t>
       </w:r>
     </w:p>
     <w:p>
-      <w:pPr>
-        <w:spacing w:after="20" w:before="120"/>
-      </w:pPr>
       <w:r>
-        <w:rPr>
-          <w:b/>
-          <w:sz w:val="22"/>
-        </w:rPr>
-        <w:t>Question: What is the immediate priority first aid management for chemical splash/foreign substance in the eye?</w:t>
+        <w:t xml:space="preserve">(b) On an empty stomach at bedtime</w:t>
       </w:r>
     </w:p>
     <w:p>
-      <w:pPr>
-        <w:spacing w:after="0" w:before="0"/>
-      </w:pPr>
       <w:r>
-        <w:rPr>
-          <w:b w:val="0"/>
-          <w:sz w:val="22"/>
-        </w:rPr>
-        <w:t>(a) Attempt manual removal</w:t>
+        <w:t xml:space="preserve">(c) Only when the client has symptoms</w:t>
       </w:r>
     </w:p>
     <w:p>
-      <w:pPr>
-        <w:spacing w:after="0" w:before="0"/>
-      </w:pPr>
       <w:r>
-        <w:rPr>
-          <w:b w:val="0"/>
-          <w:sz w:val="22"/>
-        </w:rPr>
-        <w:t>(b) Cover with tight pressure patch</w:t>
+        <w:t xml:space="preserve">(d) Once a week</w:t>
       </w:r>
     </w:p>
     <w:p>
-      <w:pPr>
-        <w:spacing w:after="0" w:before="0"/>
-      </w:pPr>
       <w:r>
-        <w:rPr>
-          <w:b w:val="0"/>
-          <w:sz w:val="22"/>
-        </w:rPr>
-        <w:t>(c) Copious eye irrigation with clean water or Normal Saline for 15-20 mins</w:t>
+        <w:t xml:space="preserve">Answer: a</w:t>
       </w:r>
     </w:p>
     <w:p>
-      <w:pPr>
-        <w:spacing w:after="0" w:before="0"/>
-      </w:pPr>
       <w:r>
-        <w:rPr>
-          <w:b w:val="0"/>
-          <w:sz w:val="22"/>
-        </w:rPr>
-        <w:t>(d) Administer oral analgesics</w:t>
+        <w:t xml:space="preserve">Solution: Phosphate binders (e.g., calcium carbonate, sevelamer) must be given with meals to bind dietary phosphorus in the gut before it is absorbed.</w:t>
       </w:r>
     </w:p>
     <w:p>
-      <w:pPr>
-        <w:spacing w:after="0" w:before="40"/>
-      </w:pPr>
       <w:r>
-        <w:rPr>
-          <w:b/>
-          <w:sz w:val="22"/>
-        </w:rPr>
-        <w:t>Answer: c</w:t>
+        <w:t xml:space="preserve">Positive Marks: 1</w:t>
       </w:r>
     </w:p>
     <w:p>
-      <w:pPr>
-        <w:spacing w:after="0" w:before="0"/>
-      </w:pPr>
       <w:r>
-        <w:rPr>
-          <w:b w:val="0"/>
-          <w:sz w:val="21"/>
-        </w:rPr>
-        <w:t>Solution: Immediate, continuous flushing with clean water or sterile normal saline for at least 15–20 minutes is essential to dilute and remove chemical irritants.</w:t>
+        <w:t xml:space="preserve">Negative Marks: 0.25</w:t>
       </w:r>
     </w:p>
     <w:p>
-      <w:pPr>
-        <w:spacing w:after="0" w:before="0"/>
-      </w:pPr>
       <w:r>
-        <w:rPr>
-          <w:b w:val="0"/>
-          <w:sz w:val="20"/>
-        </w:rPr>
-        <w:t>Positive Marks: 1</w:t>
+        <w:t xml:space="preserve"/>
       </w:r>
     </w:p>
     <w:p>
-      <w:pPr>
-        <w:spacing w:after="160" w:before="0"/>
-      </w:pPr>
       <w:r>
-        <w:rPr>
-          <w:b w:val="0"/>
-          <w:sz w:val="20"/>
-        </w:rPr>
-        <w:t>Negative Marks: 0.25</w:t>
+        <w:t xml:space="preserve">Question: The nurse is assessing a client's pedal pulses. The nurse should:</w:t>
       </w:r>
     </w:p>
     <w:p>
-      <w:pPr>
-        <w:spacing w:after="20" w:before="120"/>
-      </w:pPr>
       <w:r>
-        <w:rPr>
-          <w:b/>
-          <w:sz w:val="22"/>
-        </w:rPr>
-        <w:t>Question: Formula of measure the ET tube size in children?</w:t>
+        <w:t xml:space="preserve">(a) Palpate the dorsalis pedis and posterior tibial pulses</w:t>
       </w:r>
     </w:p>
     <w:p>
-      <w:pPr>
-        <w:spacing w:after="0" w:before="0"/>
-      </w:pPr>
       <w:r>
-        <w:rPr>
-          <w:b w:val="0"/>
-          <w:sz w:val="22"/>
-        </w:rPr>
-        <w:t>(a) Age/4 year +4</w:t>
+        <w:t xml:space="preserve">(b) Palpate only the carotid pulses</w:t>
       </w:r>
     </w:p>
     <w:p>
-      <w:pPr>
-        <w:spacing w:after="0" w:before="0"/>
-      </w:pPr>
       <w:r>
-        <w:rPr>
-          <w:b w:val="0"/>
-          <w:sz w:val="22"/>
-        </w:rPr>
-        <w:t>(b) Age/36 month+4</w:t>
+        <w:t xml:space="preserve">(c) Auscultate the apical pulse only</w:t>
       </w:r>
     </w:p>
     <w:p>
-      <w:pPr>
-        <w:spacing w:after="0" w:before="0"/>
-      </w:pPr>
       <w:r>
-        <w:rPr>
-          <w:b w:val="0"/>
-          <w:sz w:val="22"/>
-        </w:rPr>
-        <w:t>(c) Age/6 year+3.5</w:t>
+        <w:t xml:space="preserve">(d) Palpate the radial pulse only</w:t>
       </w:r>
     </w:p>
     <w:p>
-      <w:pPr>
-        <w:spacing w:after="0" w:before="0"/>
-      </w:pPr>
       <w:r>
-        <w:rPr>
-          <w:b w:val="0"/>
-          <w:sz w:val="22"/>
-        </w:rPr>
-        <w:t>(d) Age/18 month+4</w:t>
+        <w:t xml:space="preserve">Answer: a</w:t>
       </w:r>
     </w:p>
     <w:p>
-      <w:pPr>
-        <w:spacing w:after="0" w:before="40"/>
-      </w:pPr>
       <w:r>
-        <w:rPr>
-          <w:b/>
-          <w:sz w:val="22"/>
-        </w:rPr>
-        <w:t>Answer: a</w:t>
+        <w:t xml:space="preserve">Solution: Pedal pulses are assessed by palpating the dorsalis pedis (top of the foot) and posterior tibial (behind the medial malleolus) pulses, comparing both feet.</w:t>
       </w:r>
     </w:p>
     <w:p>
-      <w:pPr>
-        <w:spacing w:after="0" w:before="0"/>
-      </w:pPr>
       <w:r>
-        <w:rPr>
-          <w:b w:val="0"/>
-          <w:sz w:val="21"/>
-        </w:rPr>
-        <w:t>Solution: Estimation of proper endotracheal tube size for children 1 to 10 years of age, based on the child's age: Uncuffed endotracheal tube size (mm ID) = (age in years/4) + 4. Cuffed endotracheal tube size (mm ID) = (age in years/4) + 3. The average size of the tube for an adult male is 8.0, and an adult female is 7.0</w:t>
+        <w:t xml:space="preserve">Positive Marks: 1</w:t>
       </w:r>
     </w:p>
     <w:p>
-      <w:pPr>
-        <w:spacing w:after="0" w:before="0"/>
-      </w:pPr>
       <w:r>
-        <w:rPr>
-          <w:b w:val="0"/>
-          <w:sz w:val="20"/>
-        </w:rPr>
-        <w:t>Positive Marks: 1</w:t>
+        <w:t xml:space="preserve">Negative Marks: 0.25</w:t>
       </w:r>
     </w:p>
     <w:p>
-      <w:pPr>
-        <w:spacing w:after="160" w:before="0"/>
-      </w:pPr>
       <w:r>
-        <w:rPr>
-          <w:b w:val="0"/>
-          <w:sz w:val="20"/>
-        </w:rPr>
-        <w:t>Negative Marks: 0.25</w:t>
+        <w:t xml:space="preserve"/>
       </w:r>
     </w:p>
     <w:p>
-      <w:pPr>
-        <w:spacing w:after="20" w:before="120"/>
-      </w:pPr>
       <w:r>
-        <w:rPr>
-          <w:b/>
-          <w:sz w:val="22"/>
-        </w:rPr>
-        <w:t>Question: After delivery of head of baby next action ?</w:t>
+        <w:t xml:space="preserve">Question: A client with an acute asthma attack is prescribed nebulized albuterol. The nurse should monitor the client for which side effect?</w:t>
       </w:r>
     </w:p>
     <w:p>
-      <w:pPr>
-        <w:spacing w:after="0" w:before="0"/>
-      </w:pPr>
       <w:r>
-        <w:rPr>
-          <w:b w:val="0"/>
-          <w:sz w:val="22"/>
-        </w:rPr>
-        <w:t>(a) Delivery of anterior shoulder</w:t>
+        <w:t xml:space="preserve">(a) Tachycardia and tremors</w:t>
       </w:r>
     </w:p>
     <w:p>
-      <w:pPr>
-        <w:spacing w:after="0" w:before="0"/>
-      </w:pPr>
       <w:r>
-        <w:rPr>
-          <w:b w:val="0"/>
-          <w:sz w:val="22"/>
-        </w:rPr>
-        <w:t>(b) Delivery of body</w:t>
+        <w:t xml:space="preserve">(b) Bradycardia</w:t>
       </w:r>
     </w:p>
     <w:p>
-      <w:pPr>
-        <w:spacing w:after="0" w:before="0"/>
-      </w:pPr>
       <w:r>
-        <w:rPr>
-          <w:b w:val="0"/>
-          <w:sz w:val="22"/>
-        </w:rPr>
-        <w:t>(c) Check FHR</w:t>
+        <w:t xml:space="preserve">(c) Hypotension</w:t>
       </w:r>
     </w:p>
     <w:p>
-      <w:pPr>
-        <w:spacing w:after="0" w:before="0"/>
-      </w:pPr>
       <w:r>
-        <w:rPr>
-          <w:b w:val="0"/>
-          <w:sz w:val="22"/>
-        </w:rPr>
-        <w:t>(d) Cut the cord</w:t>
+        <w:t xml:space="preserve">(d) Constipation</w:t>
       </w:r>
     </w:p>
     <w:p>
-      <w:pPr>
-        <w:spacing w:after="0" w:before="40"/>
-      </w:pPr>
       <w:r>
-        <w:rPr>
-          <w:b/>
-          <w:sz w:val="22"/>
-        </w:rPr>
-        <w:t>Answer: a</w:t>
+        <w:t xml:space="preserve">Answer: a</w:t>
       </w:r>
     </w:p>
     <w:p>
-      <w:pPr>
-        <w:spacing w:after="0" w:before="0"/>
-      </w:pPr>
       <w:r>
-        <w:rPr>
-          <w:b w:val="0"/>
-          <w:sz w:val="21"/>
-        </w:rPr>
-        <w:t>Solution: After delivery of the fetal head, the next step is delivery of the anterior shoulder, then the posterior shoulder and body.</w:t>
+        <w:t xml:space="preserve">Solution: Beta-2 agonists such as albuterol can cause tachycardia, palpitations, and fine tremors as systemic side effects. These are generally mild and transient.</w:t>
       </w:r>
     </w:p>
     <w:p>
-      <w:pPr>
-        <w:spacing w:after="0" w:before="0"/>
-      </w:pPr>
       <w:r>
-        <w:rPr>
-          <w:b w:val="0"/>
-          <w:sz w:val="20"/>
-        </w:rPr>
-        <w:t>Positive Marks: 1</w:t>
+        <w:t xml:space="preserve">Positive Marks: 1</w:t>
       </w:r>
     </w:p>
     <w:p>
-      <w:pPr>
-        <w:spacing w:after="160" w:before="0"/>
-      </w:pPr>
       <w:r>
-        <w:rPr>
-          <w:b w:val="0"/>
-          <w:sz w:val="20"/>
-        </w:rPr>
-        <w:t>Negative Marks: 0.25</w:t>
+        <w:t xml:space="preserve">Negative Marks: 0.25</w:t>
       </w:r>
     </w:p>
     <w:p>
-      <w:pPr>
-        <w:spacing w:after="20" w:before="120"/>
-      </w:pPr>
       <w:r>
-        <w:rPr>
-          <w:b/>
-          <w:sz w:val="22"/>
-        </w:rPr>
-        <w:t>Question: A nursing officer posted in OT, he anticipates that which test used to take breast biopsy?</w:t>
+        <w:t xml:space="preserve">Question: A client with a newly created colostomy asks the nurse when the stoma will return to its normal size. The best response is:</w:t>
       </w:r>
     </w:p>
     <w:p>
-      <w:pPr>
-        <w:spacing w:after="0" w:before="0"/>
-      </w:pPr>
       <w:r>
-        <w:rPr>
-          <w:b w:val="0"/>
-          <w:sz w:val="22"/>
-        </w:rPr>
-        <w:t>(a) USG</w:t>
+        <w:t xml:space="preserve">(a) "It usually shrinks over 6–8 weeks."</w:t>
       </w:r>
     </w:p>
     <w:p>
-      <w:pPr>
-        <w:spacing w:after="0" w:before="0"/>
-      </w:pPr>
       <w:r>
-        <w:rPr>
-          <w:b w:val="0"/>
-          <w:sz w:val="22"/>
-        </w:rPr>
-        <w:t>(b) Bronchoscope</w:t>
+        <w:t xml:space="preserve">(b) "It will stay this size forever."</w:t>
       </w:r>
     </w:p>
     <w:p>
-      <w:pPr>
-        <w:spacing w:after="0" w:before="0"/>
-      </w:pPr>
       <w:r>
-        <w:rPr>
-          <w:b w:val="0"/>
-          <w:sz w:val="22"/>
-        </w:rPr>
-        <w:t>(c) Laparoscope</w:t>
+        <w:t xml:space="preserve">(c) "It shrinks within 24 hours."</w:t>
       </w:r>
     </w:p>
     <w:p>
-      <w:pPr>
-        <w:spacing w:after="0" w:before="0"/>
-      </w:pPr>
       <w:r>
-        <w:rPr>
-          <w:b w:val="0"/>
-          <w:sz w:val="22"/>
-        </w:rPr>
-        <w:t>(d) Laryngoscopy</w:t>
+        <w:t xml:space="preserve">(d) "It grows larger over time."</w:t>
       </w:r>
     </w:p>
     <w:p>
-      <w:pPr>
-        <w:spacing w:after="0" w:before="40"/>
-      </w:pPr>
       <w:r>
-        <w:rPr>
-          <w:b/>
-          <w:sz w:val="22"/>
-        </w:rPr>
-        <w:t>Answer: a</w:t>
+        <w:t xml:space="preserve">Answer: a</w:t>
       </w:r>
     </w:p>
     <w:p>
-      <w:pPr>
-        <w:spacing w:after="0" w:before="0"/>
-      </w:pPr>
       <w:r>
-        <w:rPr>
-          <w:b w:val="0"/>
-          <w:sz w:val="21"/>
-        </w:rPr>
-        <w:t>Solution: The test commonly used to perform a breast biopsy is ultrasound (USG) (option A). Ultrasound-guided breast biopsy is a minimally invasive procedure that uses ultrasound imaging to precisely locate and guide the biopsy needle into the suspicious area of the breast. This technique allows for accurate sampling of breast tissue for diagnostic purposes. It is often used when there is a suspicious lump or abnormality detected on a mammogram or clinical examination. The use of ultrasound guidance enhances the accuracy and safety of the biopsy procedure.</w:t>
+        <w:t xml:space="preserve">Solution: Postoperative stomal edema resolves and the stoma shrinks to its permanent size over about 6–8 weeks. The pouch opening may need to be adjusted as the stoma changes size.</w:t>
       </w:r>
     </w:p>
     <w:p>
-      <w:pPr>
-        <w:spacing w:after="0" w:before="0"/>
-      </w:pPr>
       <w:r>
-        <w:rPr>
-          <w:b w:val="0"/>
-          <w:sz w:val="20"/>
-        </w:rPr>
-        <w:t>Positive Marks: 1</w:t>
+        <w:t xml:space="preserve">Positive Marks: 1</w:t>
       </w:r>
     </w:p>
     <w:p>
-      <w:pPr>
-        <w:spacing w:after="160" w:before="0"/>
-      </w:pPr>
       <w:r>
-        <w:rPr>
-          <w:b w:val="0"/>
-          <w:sz w:val="20"/>
-        </w:rPr>
-        <w:t>Negative Marks: 0.25</w:t>
+        <w:t xml:space="preserve">Negative Marks: 0.25</w:t>
       </w:r>
     </w:p>
     <w:p>
-      <w:pPr>
-        <w:spacing w:after="20" w:before="120"/>
-      </w:pPr>
       <w:r>
-        <w:rPr>
-          <w:b/>
-          <w:sz w:val="22"/>
-        </w:rPr>
-        <w:t>Question: As a healthcare professional posted at a Primary Health Centre (PHC), in which bag should the placenta be discarded after delivery?</w:t>
+        <w:t xml:space="preserve"/>
       </w:r>
     </w:p>
     <w:p>
-      <w:pPr>
-        <w:spacing w:after="0" w:before="0"/>
-      </w:pPr>
       <w:r>
-        <w:rPr>
-          <w:b w:val="0"/>
-          <w:sz w:val="22"/>
-        </w:rPr>
-        <w:t>(a) Red</w:t>
+        <w:t xml:space="preserve">Question: A client is receiving an IV infusion of normal saline at 150 mL/hour. The nurse notes that the client's blood pressure has dropped from 120/80 to 100/60 mm Hg and the heart rate has increased. The nurse should:</w:t>
       </w:r>
     </w:p>
     <w:p>
-      <w:pPr>
-        <w:spacing w:after="0" w:before="0"/>
-      </w:pPr>
       <w:r>
-        <w:rPr>
-          <w:b w:val="0"/>
-          <w:sz w:val="22"/>
-        </w:rPr>
-        <w:t>(b) Yellow</w:t>
+        <w:t xml:space="preserve">(a) Increase the IV rate as ordered for hypovolemia and notify the physician</w:t>
       </w:r>
     </w:p>
     <w:p>
-      <w:pPr>
-        <w:spacing w:after="0" w:before="0"/>
-      </w:pPr>
       <w:r>
-        <w:rPr>
-          <w:b w:val="0"/>
-          <w:sz w:val="22"/>
-        </w:rPr>
-        <w:t>(c) Black</w:t>
+        <w:t xml:space="preserve">(b) Decrease the IV rate</w:t>
       </w:r>
     </w:p>
     <w:p>
-      <w:pPr>
-        <w:spacing w:after="0" w:before="0"/>
-      </w:pPr>
       <w:r>
-        <w:rPr>
-          <w:b w:val="0"/>
-          <w:sz w:val="22"/>
-        </w:rPr>
-        <w:t>(d) Green</w:t>
+        <w:t xml:space="preserve">(c) Stop the infusion and call a code</w:t>
       </w:r>
     </w:p>
     <w:p>
-      <w:pPr>
-        <w:spacing w:after="0" w:before="40"/>
-      </w:pPr>
       <w:r>
-        <w:rPr>
-          <w:b/>
-          <w:sz w:val="22"/>
-        </w:rPr>
-        <w:t>Answer: b</w:t>
+        <w:t xml:space="preserve">(d) Document and continue monitoring</w:t>
       </w:r>
     </w:p>
     <w:p>
-      <w:pPr>
-        <w:spacing w:after="0" w:before="0"/>
-      </w:pPr>
       <w:r>
-        <w:rPr>
-          <w:b w:val="0"/>
-          <w:sz w:val="21"/>
-        </w:rPr>
-        <w:t>Solution: As a healthcare professional posted at a Primary Health Centre (PHC), the placenta should be discarded in a yellow bag (option a) after delivery. Proper management of medical waste is crucial to maintain a safe and hygienic healthcare environment. Placentas are considered biohazardous waste due to their potential for transmitting infectious agents. Yellow bags or containers are designated for the disposal of infectious or biohazardous waste materials. Adhering to proper waste disposal protocols helps prevent the spread of infections and ensures the well-being of healthcare workers, patients, and the community.</w:t>
+        <w:t xml:space="preserve">Answer: a</w:t>
       </w:r>
     </w:p>
     <w:p>
-      <w:pPr>
-        <w:spacing w:after="0" w:before="0"/>
-      </w:pPr>
       <w:r>
-        <w:rPr>
-          <w:b w:val="0"/>
-          <w:sz w:val="20"/>
-        </w:rPr>
-        <w:t>Positive Marks: 1</w:t>
+        <w:t xml:space="preserve">Solution: Falling BP with rising HR indicates hypovolemia. Fluid resuscitation is increased and the physician notified. The nurse reassesses the client for other signs of shock.</w:t>
       </w:r>
     </w:p>
     <w:p>
-      <w:pPr>
-        <w:spacing w:after="160" w:before="0"/>
-      </w:pPr>
       <w:r>
-        <w:rPr>
-          <w:b w:val="0"/>
-          <w:sz w:val="20"/>
-        </w:rPr>
-        <w:t>Negative Marks: 0.25</w:t>
+        <w:t xml:space="preserve">Positive Marks: 1</w:t>
       </w:r>
     </w:p>
     <w:p>
-      <w:pPr>
-        <w:spacing w:after="20" w:before="120"/>
-      </w:pPr>
       <w:r>
-        <w:rPr>
-          <w:b/>
-          <w:sz w:val="22"/>
-        </w:rPr>
-        <w:t>Question: A client in the immediate postoperative period after thyroidectomy develops stridor. Which condition does this indicate and what is the priority?</w:t>
+        <w:t xml:space="preserve">Negative Marks: 0.25</w:t>
       </w:r>
     </w:p>
     <w:p>
-      <w:pPr>
-        <w:spacing w:after="0" w:before="0"/>
-      </w:pPr>
       <w:r>
-        <w:rPr>
-          <w:b w:val="0"/>
-          <w:sz w:val="22"/>
-        </w:rPr>
-        <w:t>(a) Hypocalcemia - check calcium level</w:t>
+        <w:t xml:space="preserve"/>
       </w:r>
     </w:p>
     <w:p>
-      <w:pPr>
-        <w:spacing w:after="0" w:before="0"/>
-      </w:pPr>
       <w:r>
-        <w:rPr>
-          <w:b w:val="0"/>
-          <w:sz w:val="22"/>
-        </w:rPr>
-        <w:t>(b) Normal postoperative hoarseness - continue to observe</w:t>
+        <w:t xml:space="preserve">Question: A client with a diagnosis of Raynaud's disease should be taught to:</w:t>
       </w:r>
     </w:p>
     <w:p>
-      <w:pPr>
-        <w:spacing w:after="0" w:before="0"/>
-      </w:pPr>
       <w:r>
-        <w:rPr>
-          <w:b w:val="0"/>
-          <w:sz w:val="22"/>
-        </w:rPr>
-        <w:t>(c) Recurrent laryngeal nerve injury - reassure the client</w:t>
+        <w:t xml:space="preserve">(a) Avoid cold exposure and stop smoking</w:t>
       </w:r>
     </w:p>
     <w:p>
-      <w:pPr>
-        <w:spacing w:after="0" w:before="0"/>
-      </w:pPr>
       <w:r>
-        <w:rPr>
-          <w:b w:val="0"/>
-          <w:sz w:val="22"/>
-        </w:rPr>
-        <w:t>(d) Laryngeal edema with airway obstruction - prepare for emergency airway management</w:t>
+        <w:t xml:space="preserve">(b) Use hot water to warm the hands</w:t>
       </w:r>
     </w:p>
     <w:p>
-      <w:pPr>
-        <w:spacing w:after="0" w:before="40"/>
-      </w:pPr>
       <w:r>
-        <w:rPr>
-          <w:b/>
-          <w:sz w:val="22"/>
-        </w:rPr>
-        <w:t>Answer: d</w:t>
+        <w:t xml:space="preserve">(c) Wear tight gloves</w:t>
       </w:r>
     </w:p>
     <w:p>
-      <w:pPr>
-        <w:spacing w:after="0" w:before="0"/>
-      </w:pPr>
       <w:r>
-        <w:rPr>
-          <w:b w:val="0"/>
-          <w:sz w:val="21"/>
-        </w:rPr>
-        <w:t>Solution: Stridor is inspiratory crowing from laryngeal edema/obstruction; it is an emergency requiring immediate airway management (oxygen, and possible tracheostomy).</w:t>
+        <w:t xml:space="preserve">(d) Increase caffeine intake</w:t>
       </w:r>
     </w:p>
     <w:p>
-      <w:pPr>
-        <w:spacing w:after="0" w:before="0"/>
-      </w:pPr>
       <w:r>
-        <w:rPr>
-          <w:b w:val="0"/>
-          <w:sz w:val="20"/>
-        </w:rPr>
-        <w:t>Positive Marks: 1</w:t>
+        <w:t xml:space="preserve">Answer: a</w:t>
       </w:r>
     </w:p>
     <w:p>
-      <w:pPr>
-        <w:spacing w:after="160" w:before="0"/>
-      </w:pPr>
       <w:r>
-        <w:rPr>
-          <w:b w:val="0"/>
-          <w:sz w:val="20"/>
-        </w:rPr>
-        <w:t>Negative Marks: 0.25</w:t>
+        <w:t xml:space="preserve">Solution: Raynaud's causes vasospasm of the fingers in response to cold and stress. Avoiding cold, quitting smoking, and reducing stress prevent attacks. Hot water can burn; tight gloves and caffeine worsen vasospasm.</w:t>
       </w:r>
     </w:p>
     <w:p>
-      <w:pPr>
-        <w:spacing w:after="20" w:before="120"/>
-      </w:pPr>
       <w:r>
-        <w:rPr>
-          <w:b/>
-          <w:sz w:val="22"/>
-        </w:rPr>
-        <w:t>Question: What is the criteria for diagnosing preeclampsia in pregnant women based on blood pressure readings?</w:t>
+        <w:t xml:space="preserve">Positive Marks: 1</w:t>
       </w:r>
     </w:p>
     <w:p>
-      <w:pPr>
-        <w:spacing w:after="0" w:before="0"/>
-      </w:pPr>
       <w:r>
-        <w:rPr>
-          <w:b w:val="0"/>
-          <w:sz w:val="22"/>
-        </w:rPr>
-        <w:t>(a) 120/80 mm of Hg</w:t>
+        <w:t xml:space="preserve">Negative Marks: 0.25</w:t>
       </w:r>
     </w:p>
     <w:p>
-      <w:pPr>
-        <w:spacing w:after="0" w:before="0"/>
-      </w:pPr>
       <w:r>
-        <w:rPr>
-          <w:b w:val="0"/>
-          <w:sz w:val="22"/>
-        </w:rPr>
-        <w:t>(b) 130/90 mm of Hg</w:t>
+        <w:t xml:space="preserve"/>
       </w:r>
     </w:p>
     <w:p>
-      <w:pPr>
-        <w:spacing w:after="0" w:before="0"/>
-      </w:pPr>
       <w:r>
-        <w:rPr>
-          <w:b w:val="0"/>
-          <w:sz w:val="22"/>
-        </w:rPr>
-        <w:t>(c) More than 140/90 mm of Hg</w:t>
+        <w:t xml:space="preserve">Question: The nurse is caring for a client with a urinary catheter. Which intervention is most important to prevent catheter-associated urinary tract infection (CAUTI)?</w:t>
       </w:r>
     </w:p>
     <w:p>
-      <w:pPr>
-        <w:spacing w:after="0" w:before="0"/>
-      </w:pPr>
       <w:r>
-        <w:rPr>
-          <w:b w:val="0"/>
-          <w:sz w:val="22"/>
-        </w:rPr>
-        <w:t>(d) 164/84 mm of Hg</w:t>
+        <w:t xml:space="preserve">(a) Maintain a closed drainage system</w:t>
       </w:r>
     </w:p>
     <w:p>
-      <w:pPr>
-        <w:spacing w:after="0" w:before="40"/>
-      </w:pPr>
       <w:r>
-        <w:rPr>
-          <w:b/>
-          <w:sz w:val="22"/>
-        </w:rPr>
-        <w:t>Answer: c</w:t>
+        <w:t xml:space="preserve">(b) Empty the bag by lifting it above the bladder</w:t>
       </w:r>
     </w:p>
     <w:p>
-      <w:pPr>
-        <w:spacing w:after="0" w:before="0"/>
-      </w:pPr>
       <w:r>
-        <w:rPr>
-          <w:b w:val="0"/>
-          <w:sz w:val="21"/>
-        </w:rPr>
-        <w:t>Solution: Preeclampsia is a serious pregnancy complication characterized by high blood pressure and damage to organs, often the liver and kidneys. One of the criteria for diagnosing preeclampsia is hypertension, which is defined as a blood pressure reading of 140/90 mmHg or higher, measured on two separate occasions, at least four hours apart, in a woman with previously normal blood pressure.</w:t>
+        <w:t xml:space="preserve">(c) Allow the tubing to loop below the drainage bag</w:t>
       </w:r>
     </w:p>
     <w:p>
-      <w:pPr>
-        <w:spacing w:after="0" w:before="0"/>
-      </w:pPr>
       <w:r>
-        <w:rPr>
-          <w:b w:val="0"/>
-          <w:sz w:val="20"/>
-        </w:rPr>
-        <w:t>Positive Marks: 1</w:t>
+        <w:t xml:space="preserve">(d) Disconnect the catheter to empty the bag</w:t>
       </w:r>
     </w:p>
     <w:p>
-      <w:pPr>
-        <w:spacing w:after="160" w:before="0"/>
-      </w:pPr>
       <w:r>
-        <w:rPr>
-          <w:b w:val="0"/>
-          <w:sz w:val="20"/>
-        </w:rPr>
-        <w:t>Negative Marks: 0.25</w:t>
+        <w:t xml:space="preserve">Answer: a</w:t>
       </w:r>
     </w:p>
     <w:p>
-      <w:pPr>
-        <w:spacing w:after="20" w:before="120"/>
-      </w:pPr>
       <w:r>
-        <w:rPr>
-          <w:b/>
-          <w:sz w:val="22"/>
-        </w:rPr>
-        <w:t>Question: According to WHO, severe protein-energy malnutrition (PEM) is described if MUAC (Mid-Upper Arm Circumference) is:</w:t>
+        <w:t xml:space="preserve">Solution: Keeping the drainage system closed and unbroken is the most important measure to prevent CAUTI. The bag stays below the bladder, tubing is kept straight, and the system is not opened unnecessarily.</w:t>
       </w:r>
     </w:p>
     <w:p>
-      <w:pPr>
-        <w:spacing w:after="0" w:before="0"/>
-      </w:pPr>
       <w:r>
-        <w:rPr>
-          <w:b w:val="0"/>
-          <w:sz w:val="22"/>
-        </w:rPr>
-        <w:t>(a) &gt;13.5</w:t>
+        <w:t xml:space="preserve">Positive Marks: 1</w:t>
       </w:r>
     </w:p>
     <w:p>
-      <w:pPr>
-        <w:spacing w:after="0" w:before="0"/>
-      </w:pPr>
       <w:r>
-        <w:rPr>
-          <w:b w:val="0"/>
-          <w:sz w:val="22"/>
-        </w:rPr>
-        <w:t>(b) 12.5</w:t>
+        <w:t xml:space="preserve">Negative Marks: 0.25</w:t>
       </w:r>
     </w:p>
     <w:p>
-      <w:pPr>
-        <w:spacing w:after="0" w:before="0"/>
-      </w:pPr>
       <w:r>
-        <w:rPr>
-          <w:b w:val="0"/>
-          <w:sz w:val="22"/>
-        </w:rPr>
-        <w:t>(c) &lt;11.5 cm</w:t>
+        <w:t xml:space="preserve"/>
       </w:r>
     </w:p>
     <w:p>
-      <w:pPr>
-        <w:spacing w:after="0" w:before="0"/>
-      </w:pPr>
       <w:r>
-        <w:rPr>
-          <w:b w:val="0"/>
-          <w:sz w:val="22"/>
-        </w:rPr>
-        <w:t>(d) 12.5-13.5</w:t>
+        <w:t xml:space="preserve">Question: A client with acute coronary syndrome is prescribed sublingual nitroglycerin. The nurse teaches the client to:</w:t>
       </w:r>
     </w:p>
     <w:p>
-      <w:pPr>
-        <w:spacing w:after="0" w:before="40"/>
-      </w:pPr>
       <w:r>
-        <w:rPr>
-          <w:b/>
-          <w:sz w:val="22"/>
-        </w:rPr>
-        <w:t>Answer: c</w:t>
+        <w:t xml:space="preserve">(a) Stop activity, place the tablet under the tongue, and seek emergency care if pain persists after 5 minutes</w:t>
       </w:r>
     </w:p>
     <w:p>
-      <w:pPr>
-        <w:spacing w:after="0" w:before="0"/>
-      </w:pPr>
       <w:r>
-        <w:rPr>
-          <w:b w:val="0"/>
-          <w:sz w:val="21"/>
-        </w:rPr>
-        <w:t>Solution: According to the World Health Organization (WHO), severe protein-energy malnutrition (PEM) is described if the Mid-Upper Arm Circumference (MUAC) is less than 11.5 cm (option D). MUAC is a simple and practical measurement used to assess nutritional status, particularly in children. It is measured by wrapping a tape around the midpoint of the upper arm. MUAC is an indicator of muscle and fat stores, and a measurement below a certain threshold suggests severe malnutrition. MUAC values vary based on age, sex, and population, and WHO provides specific cutoffs for different age groups. Identifying severe PEM through MUAC measurement is crucial for timely intervention and appropriate management.</w:t>
+        <w:t xml:space="preserve">(b) Chew the tablet for faster action</w:t>
       </w:r>
     </w:p>
     <w:p>
-      <w:pPr>
-        <w:spacing w:after="0" w:before="0"/>
-      </w:pPr>
       <w:r>
-        <w:rPr>
-          <w:b w:val="0"/>
-          <w:sz w:val="20"/>
-        </w:rPr>
-        <w:t>Positive Marks: 1</w:t>
+        <w:t xml:space="preserve">(c) Swallow the tablet with water</w:t>
       </w:r>
     </w:p>
     <w:p>
-      <w:pPr>
-        <w:spacing w:after="160" w:before="0"/>
-      </w:pPr>
       <w:r>
-        <w:rPr>
-          <w:b w:val="0"/>
-          <w:sz w:val="20"/>
-        </w:rPr>
-        <w:t>Negative Marks: 0.25</w:t>
+        <w:t xml:space="preserve">(d) Take the tablet only after calling an ambulance</w:t>
       </w:r>
     </w:p>
     <w:p>
-      <w:pPr>
-        <w:spacing w:after="20" w:before="120"/>
-      </w:pPr>
       <w:r>
-        <w:rPr>
-          <w:b/>
-          <w:sz w:val="22"/>
-        </w:rPr>
-        <w:t>Question: In which condition COPPER T should not be preferred?</w:t>
+        <w:t xml:space="preserve">Answer: a</w:t>
       </w:r>
     </w:p>
     <w:p>
-      <w:pPr>
-        <w:spacing w:after="0" w:before="0"/>
-      </w:pPr>
       <w:r>
-        <w:rPr>
-          <w:b w:val="0"/>
-          <w:sz w:val="22"/>
-        </w:rPr>
-        <w:t>(a) Unexplained vaginal bleeding</w:t>
+        <w:t xml:space="preserve">Solution: Nitroglycerin is placed under the tongue (sublingual) and dissolves; if chest pain persists 5 minutes after one dose, emergency services are called. It is never chewed or swallowed.</w:t>
       </w:r>
     </w:p>
     <w:p>
-      <w:pPr>
-        <w:spacing w:after="0" w:before="0"/>
-      </w:pPr>
       <w:r>
-        <w:rPr>
-          <w:b w:val="0"/>
-          <w:sz w:val="22"/>
-        </w:rPr>
-        <w:t>(b) Anaemia</w:t>
+        <w:t xml:space="preserve">Positive Marks: 1</w:t>
       </w:r>
     </w:p>
     <w:p>
-      <w:pPr>
-        <w:spacing w:after="0" w:before="0"/>
-      </w:pPr>
       <w:r>
-        <w:rPr>
-          <w:b w:val="0"/>
-          <w:sz w:val="22"/>
-        </w:rPr>
-        <w:t>(c) Hypertensive</w:t>
+        <w:t xml:space="preserve">Negative Marks: 0.25</w:t>
       </w:r>
     </w:p>
     <w:p>
-      <w:pPr>
-        <w:spacing w:after="0" w:before="0"/>
-      </w:pPr>
       <w:r>
-        <w:rPr>
-          <w:b w:val="0"/>
-          <w:sz w:val="22"/>
-        </w:rPr>
-        <w:t>(d) Lactating mother</w:t>
+        <w:t xml:space="preserve"/>
       </w:r>
     </w:p>
     <w:p>
-      <w:pPr>
-        <w:spacing w:after="0" w:before="40"/>
-      </w:pPr>
       <w:r>
-        <w:rPr>
-          <w:b/>
-          <w:sz w:val="22"/>
-        </w:rPr>
-        <w:t>Answer: a</w:t>
+        <w:t xml:space="preserve">Question: A client is admitted with an overdose of acetaminophen. The nurse should anticipate treatment with:</w:t>
       </w:r>
     </w:p>
     <w:p>
-      <w:pPr>
-        <w:spacing w:after="0" w:before="0"/>
-      </w:pPr>
       <w:r>
-        <w:rPr>
-          <w:b w:val="0"/>
-          <w:sz w:val="21"/>
-        </w:rPr>
-        <w:t>Solution: Copper T should not be preferred in cases of unexplained vaginal bleeding (option c). Copper T, also known as an intrauterine device (IUD), is a form of long-acting reversible contraception. It is a small, T-shaped device inserted into the uterus to prevent pregnancy. However, if a woman is experiencing unexplained vaginal bleeding, it is important to investigate the cause before considering the use of Copper T. Unexplained vaginal bleeding can be indicative of an underlying gynecological condition that may require further evaluation and appropriate management. It is essential to ensure the safety and suitability of contraceptive methods based on an individual's specific health status and needs</w:t>
+        <w:t xml:space="preserve">(a) N-acetylcysteine</w:t>
       </w:r>
     </w:p>
     <w:p>
-      <w:pPr>
-        <w:spacing w:after="0" w:before="0"/>
-      </w:pPr>
       <w:r>
-        <w:rPr>
-          <w:b w:val="0"/>
-          <w:sz w:val="20"/>
-        </w:rPr>
-        <w:t>Positive Marks: 1</w:t>
+        <w:t xml:space="preserve">(b) Naloxone</w:t>
       </w:r>
     </w:p>
     <w:p>
-      <w:pPr>
-        <w:spacing w:after="160" w:before="0"/>
-      </w:pPr>
       <w:r>
-        <w:rPr>
-          <w:b w:val="0"/>
-          <w:sz w:val="20"/>
-        </w:rPr>
-        <w:t>Negative Marks: 0.25</w:t>
+        <w:t xml:space="preserve">(c) Activated charcoal only</w:t>
       </w:r>
     </w:p>
     <w:p>
-      <w:pPr>
-        <w:spacing w:after="20" w:before="120"/>
-      </w:pPr>
       <w:r>
-        <w:rPr>
-          <w:b/>
-          <w:sz w:val="22"/>
-        </w:rPr>
-        <w:t>Question: While performing an endotracheal tube (ET) suction, the nurse observed that the client is having sudden severe tachycardia.Which of the following should be the immediate response of the nurse?</w:t>
+        <w:t xml:space="preserve">(d) Flumazenil</w:t>
       </w:r>
     </w:p>
     <w:p>
-      <w:pPr>
-        <w:spacing w:after="0" w:before="0"/>
-      </w:pPr>
       <w:r>
-        <w:rPr>
-          <w:b w:val="0"/>
-          <w:sz w:val="22"/>
-        </w:rPr>
-        <w:t>(a) Call the physician</w:t>
+        <w:t xml:space="preserve">Answer: a</w:t>
       </w:r>
     </w:p>
     <w:p>
-      <w:pPr>
-        <w:spacing w:after="0" w:before="0"/>
-      </w:pPr>
       <w:r>
-        <w:rPr>
-          <w:b w:val="0"/>
-          <w:sz w:val="22"/>
-        </w:rPr>
-        <w:t>(b) Continue the suction</w:t>
+        <w:t xml:space="preserve">Solution: N-acetylcysteine is the antidote for acetaminophen overdose; it replenishes glutathione to prevent liver damage. Naloxone treats opioids, and flumazenil treats benzodiazepines.</w:t>
       </w:r>
     </w:p>
     <w:p>
-      <w:pPr>
-        <w:spacing w:after="0" w:before="0"/>
-      </w:pPr>
       <w:r>
-        <w:rPr>
-          <w:b w:val="0"/>
-          <w:sz w:val="22"/>
-        </w:rPr>
-        <w:t>(c) Hyperoxygenate before suctioning</w:t>
+        <w:t xml:space="preserve">Positive Marks: 1</w:t>
       </w:r>
     </w:p>
     <w:p>
-      <w:pPr>
-        <w:spacing w:after="0" w:before="0"/>
-      </w:pPr>
       <w:r>
-        <w:rPr>
-          <w:b w:val="0"/>
-          <w:sz w:val="22"/>
-        </w:rPr>
-        <w:t>(d) Stop suction and perform re-oxygenation</w:t>
+        <w:t xml:space="preserve">Negative Marks: 0.25</w:t>
       </w:r>
     </w:p>
     <w:p>
-      <w:pPr>
-        <w:spacing w:after="0" w:before="40"/>
-      </w:pPr>
       <w:r>
-        <w:rPr>
-          <w:b/>
-          <w:sz w:val="22"/>
-        </w:rPr>
-        <w:t>Answer: d</w:t>
+        <w:t xml:space="preserve"/>
       </w:r>
     </w:p>
     <w:p>
-      <w:pPr>
-        <w:spacing w:after="0" w:before="0"/>
-      </w:pPr>
       <w:r>
-        <w:rPr>
-          <w:b w:val="0"/>
-          <w:sz w:val="21"/>
-        </w:rPr>
-        <w:t>Solution: When a nurse observes sudden severe tachycardia in a client during an endotracheal tube suction, the immediate response should be to stop suction and perform re-oxygenation. Sudden severe tachycardia may indicate a temporary disruption in oxygen supply or increased stress on the cardiovascular system. By stopping the suction and providing re-oxygenation, the nurse can ensure that the client receives adequate oxygen and reduce the risk of further complications. Hyperoxygenation before suctioning is a standard practice to optimize oxygen levels and minimize the risk of hypoxia during the procedure.</w:t>
+        <w:t xml:space="preserve">Question: A nurse is caring for a client with a diagnosis of multiple sclerosis. Which symptom is most characteristic?</w:t>
       </w:r>
     </w:p>
     <w:p>
-      <w:pPr>
-        <w:spacing w:after="0" w:before="0"/>
-      </w:pPr>
       <w:r>
-        <w:rPr>
-          <w:b w:val="0"/>
-          <w:sz w:val="20"/>
-        </w:rPr>
-        <w:t>Positive Marks: 1</w:t>
+        <w:t xml:space="preserve">(a) Visual disturbances and weakness in the extremities</w:t>
       </w:r>
     </w:p>
     <w:p>
-      <w:pPr>
-        <w:spacing w:after="160" w:before="0"/>
-      </w:pPr>
       <w:r>
-        <w:rPr>
-          <w:b w:val="0"/>
-          <w:sz w:val="20"/>
-        </w:rPr>
-        <w:t>Negative Marks: 0.25</w:t>
+        <w:t xml:space="preserve">(b) Flank pain</w:t>
       </w:r>
     </w:p>
     <w:p>
-      <w:pPr>
-        <w:spacing w:after="20" w:before="120"/>
-      </w:pPr>
       <w:r>
-        <w:rPr>
-          <w:b/>
-          <w:sz w:val="22"/>
-        </w:rPr>
-        <w:t>Question: After receiving change-of-shift report, which client should the nurse assess FIRST?</w:t>
+        <w:t xml:space="preserve">(c) Jaundice</w:t>
       </w:r>
     </w:p>
     <w:p>
-      <w:pPr>
-        <w:spacing w:after="0" w:before="0"/>
-      </w:pPr>
       <w:r>
-        <w:rPr>
-          <w:b w:val="0"/>
-          <w:sz w:val="22"/>
-        </w:rPr>
-        <w:t>(a) A client who had an uneventful postoperative night</w:t>
+        <w:t xml:space="preserve">(d) Edema of the lower extremities</w:t>
       </w:r>
     </w:p>
     <w:p>
-      <w:pPr>
-        <w:spacing w:after="0" w:before="0"/>
-      </w:pPr>
       <w:r>
-        <w:rPr>
-          <w:b w:val="0"/>
-          <w:sz w:val="22"/>
-        </w:rPr>
-        <w:t>(b) A client scheduled for surgery in 2 hours</w:t>
+        <w:t xml:space="preserve">Answer: a</w:t>
       </w:r>
     </w:p>
     <w:p>
-      <w:pPr>
-        <w:spacing w:after="0" w:before="0"/>
-      </w:pPr>
       <w:r>
-        <w:rPr>
-          <w:b w:val="0"/>
-          <w:sz w:val="22"/>
-        </w:rPr>
-        <w:t>(c) A client with chest pain, diaphoresis and BP 90/60 mm Hg</w:t>
+        <w:t xml:space="preserve">Solution: Multiple sclerosis causes demyelination in the CNS, leading to visual disturbances (optic neuritis), muscle weakness, numbness, and fatigue. The other findings are not characteristic.</w:t>
       </w:r>
     </w:p>
     <w:p>
-      <w:pPr>
-        <w:spacing w:after="0" w:before="0"/>
-      </w:pPr>
       <w:r>
-        <w:rPr>
-          <w:b w:val="0"/>
-          <w:sz w:val="22"/>
-        </w:rPr>
-        <w:t>(d) A client requesting pain medication</w:t>
+        <w:t xml:space="preserve">Positive Marks: 1</w:t>
       </w:r>
     </w:p>
     <w:p>
-      <w:pPr>
-        <w:spacing w:after="0" w:before="40"/>
-      </w:pPr>
       <w:r>
-        <w:rPr>
-          <w:b/>
-          <w:sz w:val="22"/>
-        </w:rPr>
-        <w:t>Answer: c</w:t>
+        <w:t xml:space="preserve">Negative Marks: 0.25</w:t>
       </w:r>
     </w:p>
     <w:p>
-      <w:pPr>
-        <w:spacing w:after="0" w:before="0"/>
-      </w:pPr>
       <w:r>
-        <w:rPr>
-          <w:b w:val="0"/>
-          <w:sz w:val="21"/>
-        </w:rPr>
-        <w:t>Solution: Chest pain with diaphoresis and hypotension suggests an acute cardiac event; this client is at greatest risk and is assessed first (ABC/priority framework).</w:t>
+        <w:t xml:space="preserve"/>
       </w:r>
     </w:p>
     <w:p>
-      <w:pPr>
-        <w:spacing w:after="0" w:before="0"/>
-      </w:pPr>
       <w:r>
-        <w:rPr>
-          <w:b w:val="0"/>
-          <w:sz w:val="20"/>
-        </w:rPr>
-        <w:t>Positive Marks: 1</w:t>
+        <w:t xml:space="preserve">Question: A client with chronic liver disease is at risk for bleeding due to:</w:t>
       </w:r>
     </w:p>
     <w:p>
-      <w:pPr>
-        <w:spacing w:after="160" w:before="0"/>
-      </w:pPr>
       <w:r>
-        <w:rPr>
-          <w:b w:val="0"/>
-          <w:sz w:val="20"/>
-        </w:rPr>
-        <w:t>Negative Marks: 0.25</w:t>
+        <w:t xml:space="preserve">(a) Decreased production of clotting factors</w:t>
       </w:r>
     </w:p>
     <w:p>
-      <w:pPr>
-        <w:spacing w:after="20" w:before="120"/>
-      </w:pPr>
       <w:r>
-        <w:rPr>
-          <w:b/>
-          <w:sz w:val="22"/>
-        </w:rPr>
-        <w:t>Question: Which position is most appropriate for a patient with dyspnoea?</w:t>
+        <w:t xml:space="preserve">(b) Increased platelet count</w:t>
       </w:r>
     </w:p>
     <w:p>
-      <w:pPr>
-        <w:spacing w:after="0" w:before="0"/>
-      </w:pPr>
       <w:r>
-        <w:rPr>
-          <w:b w:val="0"/>
-          <w:sz w:val="22"/>
-        </w:rPr>
-        <w:t>(a) Fowler's</w:t>
+        <w:t xml:space="preserve">(c) Increased vitamin K absorption</w:t>
       </w:r>
     </w:p>
     <w:p>
-      <w:pPr>
-        <w:spacing w:after="0" w:before="0"/>
-      </w:pPr>
       <w:r>
-        <w:rPr>
-          <w:b w:val="0"/>
-          <w:sz w:val="22"/>
-        </w:rPr>
-        <w:t>(b) Supine</w:t>
+        <w:t xml:space="preserve">(d) Hypercalcemia</w:t>
       </w:r>
     </w:p>
     <w:p>
-      <w:pPr>
-        <w:spacing w:after="0" w:before="0"/>
-      </w:pPr>
       <w:r>
-        <w:rPr>
-          <w:b w:val="0"/>
-          <w:sz w:val="22"/>
-        </w:rPr>
-        <w:t>(c) Lithotomy</w:t>
+        <w:t xml:space="preserve">Answer: a</w:t>
       </w:r>
     </w:p>
     <w:p>
-      <w:pPr>
-        <w:spacing w:after="0" w:before="0"/>
-      </w:pPr>
       <w:r>
-        <w:rPr>
-          <w:b w:val="0"/>
-          <w:sz w:val="22"/>
-        </w:rPr>
-        <w:t>(d) Prone</w:t>
+        <w:t xml:space="preserve">Solution: The liver synthesizes most clotting factors (including factors II, VII, IX, X) and vitamin K-dependent proteins. Liver failure impairs clotting factor production, increasing bleeding risk.</w:t>
       </w:r>
     </w:p>
     <w:p>
-      <w:pPr>
-        <w:spacing w:after="0" w:before="40"/>
-      </w:pPr>
       <w:r>
-        <w:rPr>
-          <w:b/>
-          <w:sz w:val="22"/>
-        </w:rPr>
-        <w:t>Answer: a</w:t>
+        <w:t xml:space="preserve">Positive Marks: 1</w:t>
       </w:r>
     </w:p>
     <w:p>
-      <w:pPr>
-        <w:spacing w:after="0" w:before="0"/>
-      </w:pPr>
       <w:r>
-        <w:rPr>
-          <w:b w:val="0"/>
-          <w:sz w:val="21"/>
-        </w:rPr>
-        <w:t>Solution: Fowler's (semi-Fowler's) position eases breathing by allowing maximum lung expansion.</w:t>
+        <w:t xml:space="preserve">Negative Marks: 0.25</w:t>
       </w:r>
     </w:p>
     <w:p>
-      <w:pPr>
-        <w:spacing w:after="0" w:before="0"/>
-      </w:pPr>
       <w:r>
-        <w:rPr>
-          <w:b w:val="0"/>
-          <w:sz w:val="20"/>
-        </w:rPr>
-        <w:t>Positive Marks: 1</w:t>
+        <w:t xml:space="preserve"/>
       </w:r>
     </w:p>
     <w:p>
-      <w:pPr>
-        <w:spacing w:after="160" w:before="0"/>
-      </w:pPr>
       <w:r>
-        <w:rPr>
-          <w:b w:val="0"/>
-          <w:sz w:val="20"/>
-        </w:rPr>
-        <w:t>Negative Marks: 0.25</w:t>
+        <w:t xml:space="preserve">Question: The nurse is preparing to administer a dose of digoxin to an infant. The nurse should check the apical pulse for a full:</w:t>
+      </w:r>
+    </w:p>
+    <w:p>
+      <w:r>
+        <w:t xml:space="preserve">(a) 60 seconds before administering</w:t>
+      </w:r>
+    </w:p>
+    <w:p>
+      <w:r>
+        <w:t xml:space="preserve">(b) 15 seconds before administering</w:t>
+      </w:r>
+    </w:p>
+    <w:p>
+      <w:r>
+        <w:t xml:space="preserve">(c) 5 seconds before administering</w:t>
+      </w:r>
+    </w:p>
+    <w:p>
+      <w:r>
+        <w:t xml:space="preserve">(d) 30 seconds only if the infant is asleep</w:t>
+      </w:r>
+    </w:p>
+    <w:p>
+      <w:r>
+        <w:t xml:space="preserve">Answer: a</w:t>
+      </w:r>
+    </w:p>
+    <w:p>
+      <w:r>
+        <w:t xml:space="preserve">Solution: For infants and children, the apical pulse is counted for a full 60 seconds before digoxin is given, and the drug is held if the rate is below the parameter ordered.</w:t>
+      </w:r>
+    </w:p>
+    <w:p>
+      <w:r>
+        <w:t xml:space="preserve">Positive Marks: 1</w:t>
+      </w:r>
+    </w:p>
+    <w:p>
+      <w:r>
+        <w:t xml:space="preserve">Negative Marks: 0.25</w:t>
+      </w:r>
+    </w:p>
+    <w:p>
+      <w:r>
+        <w:t xml:space="preserve"/>
+      </w:r>
+    </w:p>
+    <w:p>
+      <w:r>
+        <w:t xml:space="preserve">Question: A client with acute glomerulonephritis should be taught to:</w:t>
+      </w:r>
+    </w:p>
+    <w:p>
+      <w:r>
+        <w:t xml:space="preserve">(a) Restrict sodium and fluids as ordered</w:t>
+      </w:r>
+    </w:p>
+    <w:p>
+      <w:r>
+        <w:t xml:space="preserve">(b) Increase potassium-rich foods</w:t>
+      </w:r>
+    </w:p>
+    <w:p>
+      <w:r>
+        <w:t xml:space="preserve">(c) Stop all medications once the urine clears</w:t>
+      </w:r>
+    </w:p>
+    <w:p>
+      <w:r>
+        <w:t xml:space="preserve">(d) Resume a high-protein diet immediately</w:t>
+      </w:r>
+    </w:p>
+    <w:p>
+      <w:r>
+        <w:t xml:space="preserve">Answer: a</w:t>
+      </w:r>
+    </w:p>
+    <w:p>
+      <w:r>
+        <w:t xml:space="preserve">Solution: Acute glomerulonephritis causes sodium and fluid retention; sodium and fluid restriction, plus diuretics and BP control, are part of treatment. Potassium and protein may also be restricted.</w:t>
+      </w:r>
+    </w:p>
+    <w:p>
+      <w:r>
+        <w:t xml:space="preserve">Positive Marks: 1</w:t>
+      </w:r>
+    </w:p>
+    <w:p>
+      <w:r>
+        <w:t xml:space="preserve">Negative Marks: 0.25</w:t>
       </w:r>
     </w:p>
     <w:sectPr>
       <w:pgSz w:w="12240" w:h="15840"/>
-      <w:pgMar w:top="864" w:right="1008" w:bottom="864" w:left="1008" w:header="720" w:footer="720" w:gutter="0"/>
+      <w:pgMar w:top="1440" w:right="1800" w:bottom="1440" w:left="1800" w:header="720" w:footer="720" w:gutter="0"/>
       <w:cols w:space="720"/>
       <w:docGrid w:linePitch="360"/>
     </w:sectPr>
@@ -2535,10 +1365,6 @@
     <w:name w:val="Normal"/>
     <w:qFormat/>
     <w:rsid w:val="00FC693F"/>
-    <w:rPr>
-      <w:rFonts w:ascii="Calibri" w:hAnsi="Calibri"/>
-      <w:sz w:val="22"/>
-    </w:rPr>
   </w:style>
   <w:style w:type="paragraph" w:styleId="Header">
     <w:name w:val="header"/>
